--- a/CartaEditor.docx
+++ b/CartaEditor.docx
@@ -46,7 +46,17 @@
           <w:szCs w:val="28"/>
           <w:lang w:val="en-GB"/>
         </w:rPr>
-        <w:t xml:space="preserve">Circadian rhythm analysis is essential in biological research, yet the field lacks accessible tools that integrate diverse statistical methods into a single, intuitive interface. While powerful libraries like </w:t>
+        <w:t>C</w:t>
+      </w:r>
+      <w:bookmarkStart w:id="0" w:name="_GoBack"/>
+      <w:bookmarkEnd w:id="0"/>
+      <w:r>
+        <w:rPr>
+          <w:sz w:val="28"/>
+          <w:szCs w:val="28"/>
+          <w:lang w:val="en-GB"/>
+        </w:rPr>
+        <w:t xml:space="preserve">ircadian rhythm analysis is essential in biological research, yet the field lacks accessible tools that integrate diverse statistical methods into a single, intuitive interface. While powerful libraries like </w:t>
       </w:r>
       <w:proofErr w:type="spellStart"/>
       <w:r>
@@ -491,6 +501,64 @@
           <w:szCs w:val="28"/>
           <w:lang w:val="en-GB"/>
         </w:rPr>
+        <w:t xml:space="preserve">AI-Driven Consensus: To address the challenge of methodological discordance, </w:t>
+      </w:r>
+      <w:proofErr w:type="spellStart"/>
+      <w:r>
+        <w:rPr>
+          <w:sz w:val="28"/>
+          <w:szCs w:val="28"/>
+          <w:lang w:val="en-GB"/>
+        </w:rPr>
+        <w:t>CircaScope</w:t>
+      </w:r>
+      <w:proofErr w:type="spellEnd"/>
+      <w:r>
+        <w:rPr>
+          <w:sz w:val="28"/>
+          <w:szCs w:val="28"/>
+          <w:lang w:val="en-GB"/>
+        </w:rPr>
+        <w:t xml:space="preserve"> incorporates a novel machine learning meta-classifier. Trained on synthetic datasets using a Random Forest algorithm, this engine aggregates the outputs from the diverse statistical methods to generate a unified "Rhythmicity Probability." This consensus score allows users </w:t>
+      </w:r>
+      <w:proofErr w:type="gramStart"/>
+      <w:r>
+        <w:rPr>
+          <w:sz w:val="28"/>
+          <w:szCs w:val="28"/>
+          <w:lang w:val="en-GB"/>
+        </w:rPr>
+        <w:t>to confidently identify</w:t>
+      </w:r>
+      <w:proofErr w:type="gramEnd"/>
+      <w:r>
+        <w:rPr>
+          <w:sz w:val="28"/>
+          <w:szCs w:val="28"/>
+          <w:lang w:val="en-GB"/>
+        </w:rPr>
+        <w:t xml:space="preserve"> robust rhythms even in noisy or ambiguous datasets where individual tests may disagree.</w:t>
+      </w:r>
+    </w:p>
+    <w:p>
+      <w:pPr>
+        <w:pStyle w:val="Prrafodelista"/>
+        <w:numPr>
+          <w:ilvl w:val="0"/>
+          <w:numId w:val="2"/>
+        </w:numPr>
+        <w:rPr>
+          <w:sz w:val="28"/>
+          <w:szCs w:val="28"/>
+          <w:lang w:val="en-GB"/>
+        </w:rPr>
+      </w:pPr>
+      <w:r>
+        <w:rPr>
+          <w:sz w:val="28"/>
+          <w:szCs w:val="28"/>
+          <w:lang w:val="en-GB"/>
+        </w:rPr>
         <w:t xml:space="preserve">Visualisation: Users not only obtain tables of results, but can also generate interactive graphs of the fits and </w:t>
       </w:r>
       <w:proofErr w:type="spellStart"/>
@@ -502,8 +570,6 @@
         </w:rPr>
         <w:t>periodograms</w:t>
       </w:r>
-      <w:bookmarkStart w:id="0" w:name="_GoBack"/>
-      <w:bookmarkEnd w:id="0"/>
       <w:proofErr w:type="spellEnd"/>
       <w:r>
         <w:rPr>
@@ -511,7 +577,25 @@
           <w:szCs w:val="28"/>
           <w:lang w:val="en-GB"/>
         </w:rPr>
-        <w:t xml:space="preserve"> directly in the window.</w:t>
+        <w:t xml:space="preserve"> directly in </w:t>
+      </w:r>
+      <w:proofErr w:type="gramStart"/>
+      <w:r>
+        <w:rPr>
+          <w:sz w:val="28"/>
+          <w:szCs w:val="28"/>
+          <w:lang w:val="en-GB"/>
+        </w:rPr>
+        <w:t>the</w:t>
+      </w:r>
+      <w:proofErr w:type="gramEnd"/>
+      <w:r>
+        <w:rPr>
+          <w:sz w:val="28"/>
+          <w:szCs w:val="28"/>
+          <w:lang w:val="en-GB"/>
+        </w:rPr>
+        <w:t xml:space="preserve"> window.</w:t>
       </w:r>
     </w:p>
     <w:sectPr>
